--- a/projects/research-notes/for-word/06-DYT-Layer2-Schema.docx
+++ b/projects/research-notes/for-word/06-DYT-Layer2-Schema.docx
@@ -11,7 +11,6 @@
       </w:r>
     </w:p>
     <w:p>
-      <w:r/>
       <w:r>
         <w:rPr>
           <w:b/>
@@ -23,7 +22,6 @@
       </w:r>
     </w:p>
     <w:p>
-      <w:r/>
       <w:r>
         <w:rPr>
           <w:b/>
@@ -35,7 +33,6 @@
       </w:r>
     </w:p>
     <w:p>
-      <w:r/>
       <w:r>
         <w:rPr>
           <w:b/>
@@ -65,14 +62,12 @@
       </w:r>
     </w:p>
     <w:p>
-      <w:r/>
       <w:r>
         <w:rPr>
           <w:b/>
         </w:rPr>
         <w:t>Key Numbers:</w:t>
       </w:r>
-      <w:r/>
     </w:p>
     <w:p>
       <w:pPr>
@@ -107,14 +102,12 @@
       </w:r>
     </w:p>
     <w:p>
-      <w:r/>
       <w:r>
         <w:rPr>
           <w:b/>
         </w:rPr>
         <w:t>Data Sources:</w:t>
       </w:r>
-      <w:r/>
     </w:p>
     <w:p>
       <w:pPr>
@@ -133,7 +126,6 @@
       </w:r>
     </w:p>
     <w:p>
-      <w:r/>
       <w:r>
         <w:rPr>
           <w:b/>
@@ -243,7 +235,6 @@
       <w:pPr>
         <w:pStyle w:val="ListNumber"/>
       </w:pPr>
-      <w:r/>
       <w:r>
         <w:rPr>
           <w:b/>
@@ -258,7 +249,6 @@
       <w:pPr>
         <w:pStyle w:val="ListNumber"/>
       </w:pPr>
-      <w:r/>
       <w:r>
         <w:rPr>
           <w:b/>
@@ -273,7 +263,6 @@
       <w:pPr>
         <w:pStyle w:val="ListNumber"/>
       </w:pPr>
-      <w:r/>
       <w:r>
         <w:rPr>
           <w:b/>
@@ -288,7 +277,6 @@
       <w:pPr>
         <w:pStyle w:val="ListNumber"/>
       </w:pPr>
-      <w:r/>
       <w:r>
         <w:rPr>
           <w:b/>
@@ -303,7 +291,6 @@
       <w:pPr>
         <w:pStyle w:val="ListNumber"/>
       </w:pPr>
-      <w:r/>
       <w:r>
         <w:rPr>
           <w:b/>
@@ -389,7 +376,6 @@
       </w:r>
     </w:p>
     <w:p>
-      <w:r/>
       <w:r>
         <w:rPr>
           <w:b/>
@@ -397,7 +383,17 @@
         <w:t>Source:</w:t>
       </w:r>
       <w:r>
-        <w:t xml:space="preserve"> Shopify `giftCards` GraphQL query</w:t>
+        <w:t xml:space="preserve"> Shopify </w:t>
+      </w:r>
+      <w:r>
+        <w:rPr>
+          <w:rFonts w:ascii="Consolas" w:hAnsi="Consolas"/>
+          <w:sz w:val="20"/>
+        </w:rPr>
+        <w:t>giftCards</w:t>
+      </w:r>
+      <w:r>
+        <w:t xml:space="preserve"> GraphQL query</w:t>
       </w:r>
     </w:p>
     <w:tbl>
@@ -1064,7 +1060,6 @@
     </w:tbl>
     <w:p/>
     <w:p>
-      <w:r/>
       <w:r>
         <w:rPr>
           <w:b/>
@@ -1102,7 +1097,6 @@
       </w:r>
     </w:p>
     <w:p>
-      <w:r/>
       <w:r>
         <w:rPr>
           <w:b/>
@@ -1476,7 +1470,6 @@
       </w:r>
     </w:p>
     <w:p>
-      <w:r/>
       <w:r>
         <w:rPr>
           <w:b/>
@@ -1919,7 +1912,6 @@
       </w:r>
     </w:p>
     <w:p>
-      <w:r/>
       <w:r>
         <w:rPr>
           <w:b/>
@@ -2434,7 +2426,6 @@
       </w:r>
     </w:p>
     <w:p>
-      <w:r/>
       <w:r>
         <w:rPr>
           <w:b/>
@@ -2870,7 +2861,6 @@
       </w:r>
     </w:p>
     <w:p>
-      <w:r/>
       <w:r>
         <w:rPr>
           <w:b/>
@@ -4156,7 +4146,6 @@
       </w:r>
     </w:p>
     <w:p>
-      <w:r/>
       <w:r>
         <w:rPr>
           <w:b/>
@@ -4168,7 +4157,6 @@
       </w:r>
     </w:p>
     <w:p>
-      <w:r/>
       <w:r>
         <w:rPr>
           <w:b/>
@@ -5813,7 +5801,6 @@
       </w:r>
     </w:p>
     <w:p>
-      <w:r/>
       <w:r>
         <w:rPr>
           <w:b/>
@@ -5825,7 +5812,6 @@
       </w:r>
     </w:p>
     <w:p>
-      <w:r/>
       <w:r>
         <w:rPr>
           <w:b/>
@@ -7005,14 +6991,12 @@
       </w:r>
     </w:p>
     <w:p>
-      <w:r/>
       <w:r>
         <w:rPr>
           <w:b/>
         </w:rPr>
         <w:t>Option A: Join via Shopify GID (Preferred)</w:t>
       </w:r>
-      <w:r/>
     </w:p>
     <w:p>
       <w:pPr>
@@ -7045,14 +7029,12 @@
       </w:r>
     </w:p>
     <w:p>
-      <w:r/>
       <w:r>
         <w:rPr>
           <w:b/>
         </w:rPr>
         <w:t>Option B: Join via Transaction Records</w:t>
       </w:r>
-      <w:r/>
     </w:p>
     <w:p>
       <w:pPr>
@@ -7085,14 +7067,12 @@
       </w:r>
     </w:p>
     <w:p>
-      <w:r/>
       <w:r>
         <w:rPr>
           <w:b/>
         </w:rPr>
         <w:t>Option C: Last 4 Characters + GID Cross-Reference</w:t>
       </w:r>
-      <w:r/>
     </w:p>
     <w:p>
       <w:pPr>
@@ -7125,7 +7105,6 @@
       </w:r>
     </w:p>
     <w:p>
-      <w:r/>
       <w:r>
         <w:rPr>
           <w:b/>
@@ -8884,14 +8863,12 @@
     </w:tbl>
     <w:p/>
     <w:p>
-      <w:r/>
       <w:r>
         <w:rPr>
           <w:b/>
         </w:rPr>
         <w:t>Total: 7 tables (3 STG + 2 dimensions + 2 facts) + 22 metrics</w:t>
       </w:r>
-      <w:r/>
     </w:p>
     <w:p>
       <w:r>
@@ -9213,7 +9190,6 @@
       <w:pPr>
         <w:pStyle w:val="ListNumber"/>
       </w:pPr>
-      <w:r/>
       <w:r>
         <w:rPr>
           <w:b/>
@@ -9228,7 +9204,6 @@
       <w:pPr>
         <w:pStyle w:val="ListNumber"/>
       </w:pPr>
-      <w:r/>
       <w:r>
         <w:rPr>
           <w:b/>
@@ -9243,7 +9218,6 @@
       <w:pPr>
         <w:pStyle w:val="ListNumber"/>
       </w:pPr>
-      <w:r/>
       <w:r>
         <w:rPr>
           <w:b/>
@@ -9258,7 +9232,6 @@
       <w:pPr>
         <w:pStyle w:val="ListNumber"/>
       </w:pPr>
-      <w:r/>
       <w:r>
         <w:rPr>
           <w:b/>
@@ -9273,7 +9246,6 @@
       <w:pPr>
         <w:pStyle w:val="ListNumber"/>
       </w:pPr>
-      <w:r/>
       <w:r>
         <w:rPr>
           <w:b/>
@@ -9288,7 +9260,6 @@
       <w:pPr>
         <w:pStyle w:val="ListNumber"/>
       </w:pPr>
-      <w:r/>
       <w:r>
         <w:rPr>
           <w:b/>
@@ -9303,7 +9274,6 @@
       <w:pPr>
         <w:pStyle w:val="ListNumber"/>
       </w:pPr>
-      <w:r/>
       <w:r>
         <w:rPr>
           <w:b/>
@@ -9318,7 +9288,6 @@
       <w:pPr>
         <w:pStyle w:val="ListNumber"/>
       </w:pPr>
-      <w:r/>
       <w:r>
         <w:rPr>
           <w:b/>
@@ -9348,14 +9317,12 @@
       </w:r>
     </w:p>
     <w:p>
-      <w:r/>
       <w:r>
         <w:rPr>
           <w:b/>
         </w:rPr>
         <w:t>Layer 1 (Generic Shopify DWH):</w:t>
       </w:r>
-      <w:r/>
     </w:p>
     <w:p>
       <w:pPr>
@@ -9398,20 +9365,17 @@
       </w:r>
     </w:p>
     <w:p>
-      <w:r/>
       <w:r>
         <w:rPr>
           <w:b/>
         </w:rPr>
         <w:t>Layer 2 (DYT-Specific):</w:t>
       </w:r>
-      <w:r/>
     </w:p>
     <w:p>
       <w:pPr>
         <w:pStyle w:val="ListNumber"/>
       </w:pPr>
-      <w:r/>
       <w:r>
         <w:rPr>
           <w:b/>
